--- a/docs/xhs/2026-08-11/科技报/发布文案.docx
+++ b/docs/xhs/2026-08-11/科技报/发布文案.docx
@@ -11,7 +11,7 @@
         <w:rPr>
           <w:color w:val="FF3366"/>
         </w:rPr>
-        <w:t>🚨 黎曼猜想被AI破译？今日炸裂</w:t>
+        <w:t>🚨AI圈地震！第3条直接封神</w:t>
       </w:r>
     </w:p>
     <w:p>
@@ -40,40 +40,71 @@
         <w:spacing w:line="384" w:lineRule="auto"/>
       </w:pPr>
       <w:r>
-        <w:t>今天AI圈集体炸裂！Anthropic未公开模型在黎曼猜想上取得历史性突破，数学界最著名未解难题有了新曙光。同时，ChatGPT与Gemini双双突破10亿用户，AI全民普及已不可逆。上今日速报⚡️</w:t>
+        <w:t>家人们谁懂啊！今天一睁眼就被新闻刷屏：Anthropic一个还没发布的模型，居然在黎曼猜想上搞出了突破性进展！虽然还没完全证明，但这推理能力已经炸裂，科学界直接懵了，电影剧情照进现实有没有！</w:t>
         <w:br/>
         <w:br/>
-        <w:t>⭐ Anthropic内部模型攻克黎曼猜想：虽未完全解决，但展现超越预期的推理能力，打开AI做纯数学的大门。💬 锐评：如果AI真证了它，人类数学家得重新思考‘创造力’。</w:t>
+        <w:t>下面快速过一遍今天到底发生了什么 👇</w:t>
         <w:br/>
         <w:br/>
-        <w:t>⭐ ChatGPT与Gemini双双破10亿月活：OpenAI和谷歌同日宣布里程碑，AI聊天已成国民应用。💬 锐评：这不是竞争，是共同宣告AI时代全面到来。</w:t>
+        <w:t xml:space="preserve">⭐ 未发布Anthropic模型推进黎曼猜想证明 </w:t>
+        <w:br/>
+        <w:t>数学史上最难的题被AI撕开了口子。人工智能搞基础科学不再是纸上谈兵，这下物理学家、数学家都要排队借显卡了。</w:t>
+        <w:br/>
+        <w:t>💬 锐评：如果这事成真，诺贝尔奖该发给人类还是显卡？</w:t>
         <w:br/>
         <w:br/>
-        <w:t>⭐ River AI两个月变独角兽：xAI联合创始人创立，获11亿美元融资，瞄准个人AI代理。💬 锐评：个人代理赛道，资本用真金白银投票了。</w:t>
+        <w:t xml:space="preserve">⭐ River AI成立两月获11亿美元融资 </w:t>
+        <w:br/>
+        <w:t>前xAI联创搞的个人AI代理，刚满月就拿了110亿人民币。资本赌的不是产品是趋势，通用AI助理的泡沫和希望一样大。</w:t>
+        <w:br/>
+        <w:t>💬 锐评：两个月烧掉别人一辈子的钱，AI赛道已经没有所谓“创业节奏”了。</w:t>
         <w:br/>
         <w:br/>
-        <w:t>⭐ OpenAI元老COO Lightcap离职：八年老人出走创业，OpenAI管理层再震动。💬 锐评：Sam Altman的班子还能稳住多久？</w:t>
+        <w:t xml:space="preserve">⭐ ChatGPT与Gemini双双月活破10亿 </w:t>
+        <w:br/>
+        <w:t>俩巨头同时跨过10亿门槛，Gemini靠语音和生图狂奔，每天画1.5亿张图。消费级AI彻底变成水电煤。</w:t>
+        <w:br/>
+        <w:t>💬 锐评：以后相亲不问工资问“你用ChatGPT还是Gemini？”</w:t>
         <w:br/>
         <w:br/>
-        <w:t>⭐ Meta开源Muse Glimmer：本地运行的多模态代理模型，隐私和低延迟绝杀。💬 锐评：去中心化AI代理的开源核弹，Meta格局大了。</w:t>
+        <w:t xml:space="preserve">⭐ OpenAI八年COO Brad Lightcap离职创业 </w:t>
+        <w:br/>
+        <w:t>又一位骨灰级高管出走，商业化还没跑通，方向还在变。OpenAI的护城河到底是技术还是人心？</w:t>
+        <w:br/>
+        <w:t>💬 锐评：人走得比GPT版本迭代还快，内部稳定才是隐藏主线。</w:t>
         <w:br/>
         <w:br/>
-        <w:t>⭐ xAI新图像模型精准编辑：自然语言微调画面细节，图控终极工具来了。💬 锐评：以后改图一句话，PS要下岗？</w:t>
+        <w:t xml:space="preserve">⭐ Hugging Face自曝7月被黑事件 </w:t>
+        <w:br/>
+        <w:t>攻击者摸到了前沿实验室的AI代理系统，细节全公开。开源社区透明度拉满，但企业看了直冒冷汗。</w:t>
+        <w:br/>
+        <w:t>💬 锐评：代码可以开源，秘钥可不能共享，这次事件够所有AI公司喝一壶。</w:t>
         <w:br/>
         <w:br/>
-        <w:t>⭐ ChatGPT桌面版登陆Linux：开发者福音，技术社区全覆盖。💬 锐评：早该这样，Linux用户终于不用羡慕Mac。</w:t>
+        <w:t xml:space="preserve">⭐ Meta发布本地多模态代理模型Muse Glimmer </w:t>
+        <w:br/>
+        <w:t>完全断网运行、能看能听能做事，开源随便部署。端侧AI终于有能和云端掰手腕的选手了。</w:t>
+        <w:br/>
+        <w:t>💬 锐评：这才是真正的“个人”AI，隐私党和极客今晚集体失眠。</w:t>
         <w:br/>
         <w:br/>
-        <w:t>⭐ AI代理入侵事件技术时间线公开：Hugging Face披露高级威胁细节，自主代理漏洞触目惊心。💬 锐评：AI越能干，安全越要命。</w:t>
+        <w:t xml:space="preserve">⭐ NVIDIA推出多语言低延迟语音代理Magpie TTS </w:t>
+        <w:br/>
+        <w:t>专门为实时语音交互设计的开放模型，延迟压到极限。想做真人口语陪练、实时翻译的开发者有福了。</w:t>
+        <w:br/>
+        <w:t>💬 锐评：老黄不只是卖铲子，他还亲自下场教你怎么挖金矿。</w:t>
         <w:br/>
         <w:br/>
-        <w:t>⭐ 英伟达Cosmos-H-Dreams仿真手术：实时生成手术场景，机器人练手不再难。💬 锐评：未来外科医生可能是AI训练出来的。</w:t>
+        <w:t xml:space="preserve">⭐ 马斯克新图像模型实现“精准编辑” </w:t>
+        <w:br/>
+        <w:t>能随意改图还看不出破绽，网友疯狂玩梗。生成式影像的操控自由度又上了一个台阶。</w:t>
+        <w:br/>
+        <w:t>💬 锐评：有图有真相彻底破产，眼见为实的时代正式终结。</w:t>
         <w:br/>
         <w:br/>
-        <w:t>⭐ LibTV成为视频模型Codex：视频生成进入标准化新纪元，一键出大片。💬 锐评：AI视频的Android时刻到了。</w:t>
+        <w:t xml:space="preserve">⭐ 大模型厂商开始比“越狱”能力 </w:t>
         <w:br/>
-        <w:br/>
-        <w:t>哪条最炸？评论区聊 👇</w:t>
+        <w:t>现在拼</w:t>
       </w:r>
     </w:p>
     <w:p>
@@ -89,7 +120,7 @@
         <w:rPr>
           <w:color w:val="0088FF"/>
         </w:rPr>
-        <w:t>#AI  #人工智能  #AI快讯  #科技前沿  #每日AI  #ChatGPT  #大模型</w:t>
+        <w:t>#AI  #人工智能  #AI快讯  #科技前沿  #每日AI  #大模型  #Anthropic</w:t>
       </w:r>
     </w:p>
     <w:p>
@@ -108,7 +139,7 @@
         <w:rPr>
           <w:sz w:val="24"/>
         </w:rPr>
-        <w:t>#1 ★★★★★  通用催化领投 River AI 11亿美元融资，2月新公司即跻身独角兽</w:t>
+        <w:t>#1 ★★★★★  River AI 完成 11 亿美元融资，由 General Catalyst 领投</w:t>
       </w:r>
     </w:p>
     <w:p>
@@ -125,7 +156,7 @@
         <w:pStyle w:val="ListBullet"/>
       </w:pPr>
       <w:r>
-        <w:t>由xAI联合创始人Igor Babuschkin创立仅两个月的AI代理公司River AI，宣布完成由General Catalyst领投的11亿美元融资，创下早期AI公司融资纪录。该公司瞄准个人AI代理领域，此轮融资将加速其产品研发与团队扩张，显示资本市场对下一代自主代理的巨大信心。</w:t>
+        <w:t>由 xAI 联合创始人 Igor Babuschkin 创立仅两个月的 River AI，宣布获得由 General Catalyst 领投的 11 亿美元融资。该公司专注于个人 AI 代理，这一巨额融资显示出资本对下一代智能助理赛道的高度期待，有望加速通用 AI 代理技术的研发与落地。</w:t>
       </w:r>
     </w:p>
     <w:p>
@@ -146,7 +177,45 @@
         <w:rPr>
           <w:sz w:val="24"/>
         </w:rPr>
-        <w:t>#2 ★★★★★  Anthropic未发布模型在黎曼猜想上取得重大进展</w:t>
+        <w:t>#2 ★★★★★  ChatGPT 与 Gemini 双双突破 10 亿用户</w:t>
+      </w:r>
+    </w:p>
+    <w:p>
+      <w:r>
+        <w:rPr>
+          <w:color w:val="888888"/>
+          <w:sz w:val="18"/>
+        </w:rPr>
+        <w:t>来源: The Verge</w:t>
+      </w:r>
+    </w:p>
+    <w:p>
+      <w:pPr>
+        <w:pStyle w:val="ListBullet"/>
+      </w:pPr>
+      <w:r>
+        <w:t>OpenAI 的 ChatGPT 与 Google 的 Gemini 几乎在同一时间宣布月活用户突破 10 亿大关，成为历史上增长最快的 AI 产品。其中 63% 的 Gemini 用户使用语音交互，每日生成图像超过 1.5 亿张，标志着主流消费级 AI 已达到超级应用规模。</w:t>
+      </w:r>
+    </w:p>
+    <w:p>
+      <w:r>
+        <w:rPr>
+          <w:color w:val="3366CC"/>
+          <w:sz w:val="18"/>
+        </w:rPr>
+        <w:t>https://www.theverge.com/ai-artificial-intelligence/978113/chatgpt-gemini-1-billion-users</w:t>
+      </w:r>
+    </w:p>
+    <w:p/>
+    <w:p>
+      <w:pPr>
+        <w:pStyle w:val="Heading3"/>
+      </w:pPr>
+      <w:r>
+        <w:rPr>
+          <w:sz w:val="24"/>
+        </w:rPr>
+        <w:t>#3 ★★★★★  未发布的 Anthropic 模型在黎曼猜想上取得突破性进展</w:t>
       </w:r>
     </w:p>
     <w:p>
@@ -163,7 +232,7 @@
         <w:pStyle w:val="ListBullet"/>
       </w:pPr>
       <w:r>
-        <w:t>Anthropic 透露其未公开的AI模型在数学史上最著名的未解难题——黎曼猜想上取得了出乎意料的进展。尽管尚未完全解决，但该模型展现出的超越预期的推理能力，为AI驱动的前沿科学发现打开了新的想象空间，标志着AI在纯数学领域的里程碑式突破。</w:t>
+        <w:t>Anthropic 未公开的 AI 模型在数学史上最著名的未解难题之一——黎曼猜想上取得意料之外的进展。虽然尚未证明，但其推理能力展现了前沿模型在攻克复杂科学问题上的巨大潜力，可能开启 AI for Science 的新范式。</w:t>
       </w:r>
     </w:p>
     <w:p>
@@ -184,45 +253,7 @@
         <w:rPr>
           <w:sz w:val="24"/>
         </w:rPr>
-        <w:t>#3 ★★★★★  ChatGPT与Gemini双双突破10亿用户大关</w:t>
-      </w:r>
-    </w:p>
-    <w:p>
-      <w:r>
-        <w:rPr>
-          <w:color w:val="888888"/>
-          <w:sz w:val="18"/>
-        </w:rPr>
-        <w:t>来源: The Verge</w:t>
-      </w:r>
-    </w:p>
-    <w:p>
-      <w:pPr>
-        <w:pStyle w:val="ListBullet"/>
-      </w:pPr>
-      <w:r>
-        <w:t>AI聊天机器人竞争进入新纪元：OpenAI首席执行官Sam Altman宣布ChatGPT月活用户突破10亿，谷歌CEO Sundar Pichai随即公布Gemini同样达到10亿用户里程碑。Gemini还披露每日生成超1.5亿张图片，63%用户使用语音交互，标志大模型消费级应用全面普及。</w:t>
-      </w:r>
-    </w:p>
-    <w:p>
-      <w:r>
-        <w:rPr>
-          <w:color w:val="3366CC"/>
-          <w:sz w:val="18"/>
-        </w:rPr>
-        <w:t>https://www.theverge.com/ai-artificial-intelligence/978113/chatgpt-gemini-1-billion-users</w:t>
-      </w:r>
-    </w:p>
-    <w:p/>
-    <w:p>
-      <w:pPr>
-        <w:pStyle w:val="Heading3"/>
-      </w:pPr>
-      <w:r>
-        <w:rPr>
-          <w:sz w:val="24"/>
-        </w:rPr>
-        <w:t>#4 ★★★★☆  OpenAI首席运营官Brad Lightcap离职，将启动新事业</w:t>
+        <w:t>#4 ★★★★☆  OpenAI 长期 COO Brad Lightcap 宣布离职</w:t>
       </w:r>
     </w:p>
     <w:p>
@@ -239,7 +270,7 @@
         <w:pStyle w:val="ListBullet"/>
       </w:pPr>
       <w:r>
-        <w:t>任职长达八年的OpenAI元老、前首席运营官Brad Lightcap宣布离职。他在内部备忘录中表示将创办新的事业，并称会从“不同的视角”继续推动公司使命。Lightcap的离开是近期OpenAI高管又一动荡，引发业界对这家AI巨头管理层稳定性的关注。</w:t>
+        <w:t>在 OpenAI 任职八年的首席运营官 Brad Lightcap 宣布离开，投身新的创业项目。作为公司最资深的高管之一，他的离职是继多位核心人物离开后又一重大人事变动，可能影响 OpenAI 后续的商业化与运营策略。</w:t>
       </w:r>
     </w:p>
     <w:p>
@@ -260,7 +291,7 @@
         <w:rPr>
           <w:sz w:val="24"/>
         </w:rPr>
-        <w:t>#5 ★★★★☆  Meta推出Muse Glimmer：本地运行、代理化、多模态且开源</w:t>
+        <w:t>#5 ★★★★☆  Hugging Face 披露 2026 年 7 月安全事件</w:t>
       </w:r>
     </w:p>
     <w:p>
@@ -269,7 +300,7 @@
           <w:color w:val="888888"/>
           <w:sz w:val="18"/>
         </w:rPr>
-        <w:t>来源: Hugging Face Blog</w:t>
+        <w:t>来源: Hugging Face - Blog</w:t>
       </w:r>
     </w:p>
     <w:p>
@@ -277,7 +308,45 @@
         <w:pStyle w:val="ListBullet"/>
       </w:pPr>
       <w:r>
-        <w:t>Meta发布开源多模态模型Muse Glimmer，支持本地设备运行，具备代理能力，能够自主执行复杂任务。该模型融合了视觉、语言和行动，强调隐私保护和低延迟，旨在推动去中心化的AI代理生态，让开发者无需依赖云端即可构建强大的智能体应用。</w:t>
+        <w:t>Hugging Face 发布安全事件披露，详细说明 2026 年 7 月发生的一次入侵事件的技术时间线，涉及前沿实验室的 AI 代理系统。此举旨在提升社区透明度，也为依赖开源模型和平台的企业敲响 AI 基础设施安全警钟。</w:t>
+      </w:r>
+    </w:p>
+    <w:p>
+      <w:r>
+        <w:rPr>
+          <w:color w:val="3366CC"/>
+          <w:sz w:val="18"/>
+        </w:rPr>
+        <w:t>https://huggingface.co/blog/security-incident-july-2026</w:t>
+      </w:r>
+    </w:p>
+    <w:p/>
+    <w:p>
+      <w:pPr>
+        <w:pStyle w:val="Heading3"/>
+      </w:pPr>
+      <w:r>
+        <w:rPr>
+          <w:sz w:val="24"/>
+        </w:rPr>
+        <w:t>#6 ★★★★☆  Meta 发布 Muse Glimmer：开源本地多模态 AI 代理模型</w:t>
+      </w:r>
+    </w:p>
+    <w:p>
+      <w:r>
+        <w:rPr>
+          <w:color w:val="888888"/>
+          <w:sz w:val="18"/>
+        </w:rPr>
+        <w:t>来源: Hugging Face - Blog</w:t>
+      </w:r>
+    </w:p>
+    <w:p>
+      <w:pPr>
+        <w:pStyle w:val="ListBullet"/>
+      </w:pPr>
+      <w:r>
+        <w:t>Meta 推出 Muse Glimmer，一款支持本地运行、多模态且具备代理能力的开源模型。该模型让开发者可以完全掌控部署，无需依赖云端，有望推动端侧智能与隐私保护型 AI 代理应用的快速普及。</w:t>
       </w:r>
     </w:p>
     <w:p>
@@ -298,7 +367,45 @@
         <w:rPr>
           <w:sz w:val="24"/>
         </w:rPr>
-        <w:t>#6 ★★★★☆  xAI发布全新图像生成模型，实现精准编辑</w:t>
+        <w:t>#7 ★★★★☆  NVIDIA 发布 Magpie TTS：低延迟多语言语音代理</w:t>
+      </w:r>
+    </w:p>
+    <w:p>
+      <w:r>
+        <w:rPr>
+          <w:color w:val="888888"/>
+          <w:sz w:val="18"/>
+        </w:rPr>
+        <w:t>来源: Hugging Face - Blog</w:t>
+      </w:r>
+    </w:p>
+    <w:p>
+      <w:pPr>
+        <w:pStyle w:val="ListBullet"/>
+      </w:pPr>
+      <w:r>
+        <w:t>NVIDIA 推出 Magpie TTS，一个开放权重的多语言文本转语音模型，专为构建低延迟语音代理设计，提供完全的部署控制。这将助力开发者打造更自然的实时语音交互应用，降低多语种语音 AI 的门槛。</w:t>
+      </w:r>
+    </w:p>
+    <w:p>
+      <w:r>
+        <w:rPr>
+          <w:color w:val="3366CC"/>
+          <w:sz w:val="18"/>
+        </w:rPr>
+        <w:t>https://huggingface.co/blog/nvidia/magpie-tts-multilingual-voice-agents</w:t>
+      </w:r>
+    </w:p>
+    <w:p/>
+    <w:p>
+      <w:pPr>
+        <w:pStyle w:val="Heading3"/>
+      </w:pPr>
+      <w:r>
+        <w:rPr>
+          <w:sz w:val="24"/>
+        </w:rPr>
+        <w:t>#8 ★★★★☆  马斯克新图像生成模型引发热议</w:t>
       </w:r>
     </w:p>
     <w:p>
@@ -315,7 +422,7 @@
         <w:pStyle w:val="ListBullet"/>
       </w:pPr>
       <w:r>
-        <w:t>埃隆·马斯克旗下xAI推出了一款全新的图像生成模型，主打精准编辑能力，用户可通过自然语言指令对生成图像进行细致修改。该模型在保持视觉一致性方面表现突出，引发了社区对AI图像操控便捷性与真实感之间平衡的热烈讨论。</w:t>
+        <w:t>马斯克旗下 AI 团队发布新款图像生成模型，凭借精准的编辑能力与创意效果在社交媒体上引发大量关注和戏仿。该模型被用户评价为“真正的精准编辑”，可能对当前主流文生图工具形成冲击，加剧创意 AI 赛道竞争。</w:t>
       </w:r>
     </w:p>
     <w:p>
@@ -336,121 +443,7 @@
         <w:rPr>
           <w:sz w:val="24"/>
         </w:rPr>
-        <w:t>#7 ★★★☆☆  OpenAI正式发布ChatGPT Linux桌面版</w:t>
-      </w:r>
-    </w:p>
-    <w:p>
-      <w:r>
-        <w:rPr>
-          <w:color w:val="888888"/>
-          <w:sz w:val="18"/>
-        </w:rPr>
-        <w:t>来源: TechCrunch</w:t>
-      </w:r>
-    </w:p>
-    <w:p>
-      <w:pPr>
-        <w:pStyle w:val="ListBullet"/>
-      </w:pPr>
-      <w:r>
-        <w:t>OpenAI 终于将ChatGPT桌面应用带到了Linux操作系统，填补了在开发者群体中的重要平台缺口。此举旨在进一步拓展用户基础，尤其是吸引依赖Linux环境的工程师与研究人员，提升大语言模型在技术社区的可及性。</w:t>
-      </w:r>
-    </w:p>
-    <w:p>
-      <w:r>
-        <w:rPr>
-          <w:color w:val="3366CC"/>
-          <w:sz w:val="18"/>
-        </w:rPr>
-        <w:t>https://techcrunch.com/2026/08/11/openai-launches-chatgpt-desktop-app-for-linux/</w:t>
-      </w:r>
-    </w:p>
-    <w:p/>
-    <w:p>
-      <w:pPr>
-        <w:pStyle w:val="Heading3"/>
-      </w:pPr>
-      <w:r>
-        <w:rPr>
-          <w:sz w:val="24"/>
-        </w:rPr>
-        <w:t>#8 ★★★★☆  前沿实验室AI代理入侵事件技术时间线揭密</w:t>
-      </w:r>
-    </w:p>
-    <w:p>
-      <w:r>
-        <w:rPr>
-          <w:color w:val="888888"/>
-          <w:sz w:val="18"/>
-        </w:rPr>
-        <w:t>来源: Hugging Face Blog</w:t>
-      </w:r>
-    </w:p>
-    <w:p>
-      <w:pPr>
-        <w:pStyle w:val="ListBullet"/>
-      </w:pPr>
-      <w:r>
-        <w:t>Hugging Face 安全团队公开了2026年7月一起针对前沿AI实验室的AI代理入侵事件的详细技术时间线。披露的攻击手法涉及复杂的权限提升与隐蔽持久化，为行业敲响警钟，凸显AI系统尤其是自主代理在面对高级持续威胁时的脆弱性。</w:t>
-      </w:r>
-    </w:p>
-    <w:p>
-      <w:r>
-        <w:rPr>
-          <w:color w:val="3366CC"/>
-          <w:sz w:val="18"/>
-        </w:rPr>
-        <w:t>https://huggingface.co/blog/agent-intrusion-technical-timeline</w:t>
-      </w:r>
-    </w:p>
-    <w:p/>
-    <w:p>
-      <w:pPr>
-        <w:pStyle w:val="Heading3"/>
-      </w:pPr>
-      <w:r>
-        <w:rPr>
-          <w:sz w:val="24"/>
-        </w:rPr>
-        <w:t>#9 ★★★☆☆  英伟达Cosmos-H-Dreams将实时生成式仿真引入手术机器人</w:t>
-      </w:r>
-    </w:p>
-    <w:p>
-      <w:r>
-        <w:rPr>
-          <w:color w:val="888888"/>
-          <w:sz w:val="18"/>
-        </w:rPr>
-        <w:t>来源: Hugging Face Blog</w:t>
-      </w:r>
-    </w:p>
-    <w:p>
-      <w:pPr>
-        <w:pStyle w:val="ListBullet"/>
-      </w:pPr>
-      <w:r>
-        <w:t>英伟达推出Cosmos-H-Dreams平台，将实时生成式物理仿真应用于手术机器人领域。该技术可生成高保真手术场景，用于训练和验证机器人操作，有望加速自动化手术系统的研发进程，降低对昂贵真实手术数据的依赖。</w:t>
-      </w:r>
-    </w:p>
-    <w:p>
-      <w:r>
-        <w:rPr>
-          <w:color w:val="3366CC"/>
-          <w:sz w:val="18"/>
-        </w:rPr>
-        <w:t>https://huggingface.co/blog/nvidia/cosmos-h-dreams</w:t>
-      </w:r>
-    </w:p>
-    <w:p/>
-    <w:p>
-      <w:pPr>
-        <w:pStyle w:val="Heading3"/>
-      </w:pPr>
-      <w:r>
-        <w:rPr>
-          <w:sz w:val="24"/>
-        </w:rPr>
-        <w:t>#10 ★★★★☆  AI视频进入Harness时代：LibTV成为视频模型的Codex</w:t>
+        <w:t>#9 ★★★☆☆  大模型竞争转向「越狱」能力比拼</w:t>
       </w:r>
     </w:p>
     <w:p>
@@ -467,7 +460,7 @@
         <w:pStyle w:val="ListBullet"/>
       </w:pPr>
       <w:r>
-        <w:t>继Seedance 2.5模型之后，AI视频生成领域迎来新范式。LibTV作为统一视频生成框架，被比作视频模型的“Codex”，通过标准化指令与工具链极大地降低高质量视频创作门槛，推动视频生成从单一模型比拼转向生态化平台竞争。</w:t>
+        <w:t>AI 行业出现新趋势：多家大模型厂商开始公开较量模型的「越狱」难度与安全能力，通过让模型自行突破限制来检验其鲁棒性。这反映出安全性正成为大模型竞争的核心维度，也引发对安全评估标准和伦理边界的讨论。</w:t>
       </w:r>
     </w:p>
     <w:p>
@@ -476,7 +469,45 @@
           <w:color w:val="3366CC"/>
           <w:sz w:val="18"/>
         </w:rPr>
-        <w:t>https://www.ifanr.com/1674604?utm_source=rss&amp;utm_medium=rss&amp;utm_campaign=</w:t>
+        <w:t>https://www.ifanr.com/1674681?utm_source=rss&amp;utm_medium=rss&amp;utm_campaign=</w:t>
+      </w:r>
+    </w:p>
+    <w:p/>
+    <w:p>
+      <w:pPr>
+        <w:pStyle w:val="Heading3"/>
+      </w:pPr>
+      <w:r>
+        <w:rPr>
+          <w:sz w:val="24"/>
+        </w:rPr>
+        <w:t>#10 ★★★★☆  智谱 API 用户接近 700 万，已部署超 5 万国产算力芯片</w:t>
+      </w:r>
+    </w:p>
+    <w:p>
+      <w:r>
+        <w:rPr>
+          <w:color w:val="888888"/>
+          <w:sz w:val="18"/>
+        </w:rPr>
+        <w:t>来源: 爱范儿</w:t>
+      </w:r>
+    </w:p>
+    <w:p>
+      <w:pPr>
+        <w:pStyle w:val="ListBullet"/>
+      </w:pPr>
+      <w:r>
+        <w:t>智谱披露其 API 用户数已逼近 700 万，累计启用超 5 万块国产算力芯片。这标志着国产大模型在规模化落地与自主算力生态建设上取得重要进展，进一步巩固其在国内企业级和开发者市场中的领先地位。</w:t>
+      </w:r>
+    </w:p>
+    <w:p>
+      <w:r>
+        <w:rPr>
+          <w:color w:val="3366CC"/>
+          <w:sz w:val="18"/>
+        </w:rPr>
+        <w:t>https://www.ifanr.com/1674633?utm_source=rss&amp;utm_medium=rss&amp;utm_campaign=</w:t>
       </w:r>
     </w:p>
     <w:p/>
